--- a/deliverables/development-process.docx
+++ b/deliverables/development-process.docx
@@ -175,7 +175,7 @@
                 <w:b w:val="0"/>
                 <w:i w:val="0"/>
               </w:rPr>
-              <w:t>M0–M12 已完成事实及 M13–M14 当前责任</w:t>
+              <w:t>M0–M13 已完成事实及 M14 当前责任</w:t>
             </w:r>
           </w:p>
         </w:tc>
@@ -422,7 +422,7 @@
           <w:b w:val="0"/>
           <w:i w:val="0"/>
         </w:rPr>
-        <w:t xml:space="preserve">。M12 后 </w:t>
+        <w:t xml:space="preserve">。M13 正式文档已在 </w:t>
       </w:r>
       <w:r>
         <w:rPr>
@@ -440,7 +440,7 @@
           <w:b w:val="0"/>
           <w:i w:val="0"/>
         </w:rPr>
-        <w:t xml:space="preserve"> 已解锁 M13；M13 文档与 M14 用户终验不能因写入计划而提前记为通过。</w:t>
+        <w:t xml:space="preserve"> 固定检查点通过；M14 自动业务预检和非技术业务人员终验不能因写入计划而提前记为通过。</w:t>
       </w:r>
     </w:p>
     <w:p>
@@ -1678,7 +1678,25 @@
                 <w:b w:val="0"/>
                 <w:i w:val="0"/>
               </w:rPr>
-              <w:t>当前阶段，未通过前不得写成完成</w:t>
+              <w:t>M13 证据（../verification/evidence/M13.md）</w:t>
+            </w:r>
+            <w:r>
+              <w:rPr>
+                <w:rFonts w:ascii="Arial" w:hAnsi="Arial" w:eastAsia="Microsoft YaHei"/>
+                <w:b w:val="0"/>
+                <w:i w:val="0"/>
+              </w:rPr>
+              <w:t xml:space="preserve">，检查点 </w:t>
+            </w:r>
+            <w:r>
+              <w:rPr>
+                <w:rFonts w:ascii="Consolas" w:hAnsi="Consolas" w:eastAsia="Microsoft YaHei"/>
+                <w:b w:val="0"/>
+                <w:i w:val="0"/>
+                <w:color w:val="464646"/>
+                <w:sz w:val="19"/>
+              </w:rPr>
+              <w:t>4be7ea55</w:t>
             </w:r>
           </w:p>
         </w:tc>
@@ -1728,7 +1746,7 @@
                 <w:b w:val="0"/>
                 <w:i w:val="0"/>
               </w:rPr>
-              <w:t>当前阻塞于 M13，需人工终验</w:t>
+              <w:t>当前阶段；自动预检通过后仍需人工终验</w:t>
             </w:r>
           </w:p>
         </w:tc>
@@ -2135,7 +2153,7 @@
           <w:b w:val="0"/>
           <w:i w:val="0"/>
         </w:rPr>
-        <w:t>M0–M12 已有阶段证据，当前执行 M13。M13 必须让 Markdown、DOCX、PDF、说明书、源码和运行行为一致；M14 必须由不熟悉代码的业务人员按说明完成部署及完整业务闭环。正式发布或结项仍需人工授权。</w:t>
+        <w:t>M0–M13 已有阶段证据，当前执行 M14。自动化必须先证明 Markdown、DOCX、PDF、说明书、源码、原生包、HTTPS Compose 和运行行为一致，再由不熟悉代码的业务人员对精确 ZIP/SHA-256 按说明完成部署及完整业务闭环。正式发布或结项仍需人工授权。</w:t>
       </w:r>
     </w:p>
     <w:p>

--- a/deliverables/development-process.docx
+++ b/deliverables/development-process.docx
@@ -107,7 +107,7 @@
                 <w:b w:val="0"/>
                 <w:i w:val="0"/>
               </w:rPr>
-              <w:t>基于 Git、自动化状态与阶段证据重建的技术开发过程事实源</w:t>
+              <w:t>基于 Git、阶段状态与验收证据形成的技术开发过程事实源</w:t>
             </w:r>
           </w:p>
         </w:tc>
@@ -345,7 +345,7 @@
                 <w:b w:val="0"/>
                 <w:i w:val="0"/>
               </w:rPr>
-              <w:t>由有权限人员履行，不由自动化文档代替</w:t>
+              <w:t>由有权限人员履行，不由技术记录代替</w:t>
             </w:r>
           </w:p>
         </w:tc>
@@ -376,25 +376,7 @@
           <w:b w:val="0"/>
           <w:i w:val="0"/>
         </w:rPr>
-        <w:t xml:space="preserve">本记录以提交对象、分支、PR、标签、自动化状态、实际命令输出和 </w:t>
-      </w:r>
-      <w:r>
-        <w:rPr>
-          <w:rFonts w:ascii="Consolas" w:hAnsi="Consolas" w:eastAsia="Microsoft YaHei"/>
-          <w:b w:val="0"/>
-          <w:i w:val="0"/>
-          <w:color w:val="464646"/>
-          <w:sz w:val="19"/>
-        </w:rPr>
-        <w:t>docs/verification/evidence/</w:t>
-      </w:r>
-      <w:r>
-        <w:rPr>
-          <w:rFonts w:ascii="Arial" w:hAnsi="Arial" w:eastAsia="Microsoft YaHei"/>
-          <w:b w:val="0"/>
-          <w:i w:val="0"/>
-        </w:rPr>
-        <w:t xml:space="preserve"> 为证据。它描述责任域和技术活动，不虚构个人姓名、组织人数、工时、会议、采购、预算或行政审批。</w:t>
+        <w:t>本记录以提交对象、分支、PR、标签、阶段状态、实际命令输出和验收记录为证据。它描述责任域和技术活动，不虚构个人姓名、组织人数、工时、会议、采购、预算或行政审批。</w:t>
       </w:r>
     </w:p>
     <w:p>
@@ -922,7 +904,7 @@
                 <w:b w:val="0"/>
                 <w:i w:val="0"/>
               </w:rPr>
-              <w:t>保存四份原件，提取 Markdown/图片，登记 manifest，隔离占位代码</w:t>
+              <w:t>收敛需求与数据定义，登记能力清单，隔离占位代码</w:t>
             </w:r>
           </w:p>
         </w:tc>
@@ -938,7 +920,7 @@
                 <w:b w:val="0"/>
                 <w:i w:val="0"/>
               </w:rPr>
-              <w:t>来源目录、清单和提取边界</w:t>
+              <w:t>需求基线、能力清单和实现边界</w:t>
             </w:r>
           </w:p>
         </w:tc>
@@ -2153,7 +2135,7 @@
           <w:b w:val="0"/>
           <w:i w:val="0"/>
         </w:rPr>
-        <w:t>M0–M13 已有阶段证据，当前执行 M14。自动化必须先证明 Markdown、DOCX、PDF、说明书、源码、原生包、HTTPS Compose 和运行行为一致，再由不熟悉代码的业务人员对精确 ZIP/SHA-256 按说明完成部署及完整业务闭环。正式发布或结项仍需人工授权。</w:t>
+        <w:t>M0–M13 已有阶段证据，当前执行 M14。发布检查必须先证明 Markdown、DOCX、PDF、说明书、源码、原生包、HTTPS Compose 和运行行为一致，再由不熟悉代码的业务人员对精确 ZIP/SHA-256 按说明完成部署及完整业务闭环。正式发布或结项仍需人工授权。</w:t>
       </w:r>
     </w:p>
     <w:p>
@@ -2191,6 +2173,29 @@
         <w:sz w:val="16"/>
       </w:rPr>
       <w:t>报警管理系统 · 文档日期 2026-08-27</w:t>
+    </w:r>
+    <w:r>
+      <w:t xml:space="preserve"> · 第 </w:t>
+    </w:r>
+    <w:r>
+      <w:fldChar w:fldCharType="begin"/>
+      <w:instrText xml:space="preserve"> PAGE </w:instrText>
+      <w:fldChar w:fldCharType="separate"/>
+      <w:t>1</w:t>
+      <w:fldChar w:fldCharType="end"/>
+    </w:r>
+    <w:r>
+      <w:t xml:space="preserve"> / </w:t>
+    </w:r>
+    <w:r>
+      <w:fldChar w:fldCharType="begin"/>
+      <w:instrText xml:space="preserve"> NUMPAGES </w:instrText>
+      <w:fldChar w:fldCharType="separate"/>
+      <w:t>1</w:t>
+      <w:fldChar w:fldCharType="end"/>
+    </w:r>
+    <w:r>
+      <w:t xml:space="preserve"> 页</w:t>
     </w:r>
   </w:p>
 </w:ftr>

--- a/deliverables/development-process.docx
+++ b/deliverables/development-process.docx
@@ -904,7 +904,7 @@
                 <w:b w:val="0"/>
                 <w:i w:val="0"/>
               </w:rPr>
-              <w:t>收敛需求与数据定义，登记能力清单，隔离占位代码</w:t>
+              <w:t>收敛需求与数据定义，登记能力清单，隔离未经批准的实现描述</w:t>
             </w:r>
           </w:p>
         </w:tc>
@@ -970,7 +970,7 @@
                 <w:b w:val="0"/>
                 <w:i w:val="0"/>
               </w:rPr>
-              <w:t>M1 证据（../verification/evidence/M1.md）</w:t>
+              <w:t>阶段验收通过</w:t>
             </w:r>
           </w:p>
         </w:tc>
@@ -1020,7 +1020,7 @@
                 <w:b w:val="0"/>
                 <w:i w:val="0"/>
               </w:rPr>
-              <w:t>M2 证据（../verification/evidence/M2.md）</w:t>
+              <w:t>阶段验收通过</w:t>
             </w:r>
           </w:p>
         </w:tc>
@@ -1070,7 +1070,7 @@
                 <w:b w:val="0"/>
                 <w:i w:val="0"/>
               </w:rPr>
-              <w:t>M3 证据（../verification/evidence/M3.md）</w:t>
+              <w:t>阶段验收通过</w:t>
             </w:r>
           </w:p>
         </w:tc>
@@ -1120,7 +1120,7 @@
                 <w:b w:val="0"/>
                 <w:i w:val="0"/>
               </w:rPr>
-              <w:t>M4 证据（../verification/evidence/M4.md）</w:t>
+              <w:t>阶段验收通过</w:t>
             </w:r>
           </w:p>
         </w:tc>
@@ -1170,7 +1170,7 @@
                 <w:b w:val="0"/>
                 <w:i w:val="0"/>
               </w:rPr>
-              <w:t>M5 证据（../verification/evidence/M5.md）</w:t>
+              <w:t>阶段验收通过</w:t>
             </w:r>
           </w:p>
         </w:tc>
@@ -1220,7 +1220,7 @@
                 <w:b w:val="0"/>
                 <w:i w:val="0"/>
               </w:rPr>
-              <w:t>M6 证据（../verification/evidence/M6.md）</w:t>
+              <w:t>阶段验收通过</w:t>
             </w:r>
           </w:p>
         </w:tc>
@@ -1270,15 +1270,7 @@
                 <w:b w:val="0"/>
                 <w:i w:val="0"/>
               </w:rPr>
-              <w:t>M7 证据（../verification/evidence/M7.md）</w:t>
-            </w:r>
-            <w:r>
-              <w:rPr>
-                <w:rFonts w:ascii="Arial" w:hAnsi="Arial" w:eastAsia="Microsoft YaHei"/>
-                <w:b w:val="0"/>
-                <w:i w:val="0"/>
-              </w:rPr>
-              <w:t xml:space="preserve">，检查点 </w:t>
+              <w:t xml:space="preserve">检查点 </w:t>
             </w:r>
             <w:r>
               <w:rPr>
@@ -1322,7 +1314,7 @@
                 <w:b w:val="0"/>
                 <w:i w:val="0"/>
               </w:rPr>
-              <w:t>冻结正式产品身份、来源责任、PRD、架构和后续门槛</w:t>
+              <w:t>冻结正式产品身份、需求责任、PRD、架构和后续门槛</w:t>
             </w:r>
           </w:p>
         </w:tc>
@@ -1338,7 +1330,7 @@
                 <w:b w:val="0"/>
                 <w:i w:val="0"/>
               </w:rPr>
-              <w:t>M8 证据（../verification/evidence/M8.md）</w:t>
+              <w:t>阶段验收通过</w:t>
             </w:r>
           </w:p>
         </w:tc>
@@ -1388,15 +1380,7 @@
                 <w:b w:val="0"/>
                 <w:i w:val="0"/>
               </w:rPr>
-              <w:t>M9 证据（../verification/evidence/M9.md）</w:t>
-            </w:r>
-            <w:r>
-              <w:rPr>
-                <w:rFonts w:ascii="Arial" w:hAnsi="Arial" w:eastAsia="Microsoft YaHei"/>
-                <w:b w:val="0"/>
-                <w:i w:val="0"/>
-              </w:rPr>
-              <w:t xml:space="preserve">，检查点 </w:t>
+              <w:t xml:space="preserve">检查点 </w:t>
             </w:r>
             <w:r>
               <w:rPr>
@@ -1456,15 +1440,7 @@
                 <w:b w:val="0"/>
                 <w:i w:val="0"/>
               </w:rPr>
-              <w:t>M10 证据（../verification/evidence/M10.md）</w:t>
-            </w:r>
-            <w:r>
-              <w:rPr>
-                <w:rFonts w:ascii="Arial" w:hAnsi="Arial" w:eastAsia="Microsoft YaHei"/>
-                <w:b w:val="0"/>
-                <w:i w:val="0"/>
-              </w:rPr>
-              <w:t xml:space="preserve">，检查点 </w:t>
+              <w:t xml:space="preserve">检查点 </w:t>
             </w:r>
             <w:r>
               <w:rPr>
@@ -1524,15 +1500,7 @@
                 <w:b w:val="0"/>
                 <w:i w:val="0"/>
               </w:rPr>
-              <w:t>M11 证据（../verification/evidence/M11.md）</w:t>
-            </w:r>
-            <w:r>
-              <w:rPr>
-                <w:rFonts w:ascii="Arial" w:hAnsi="Arial" w:eastAsia="Microsoft YaHei"/>
-                <w:b w:val="0"/>
-                <w:i w:val="0"/>
-              </w:rPr>
-              <w:t xml:space="preserve">，检查点 </w:t>
+              <w:t xml:space="preserve">检查点 </w:t>
             </w:r>
             <w:r>
               <w:rPr>
@@ -1592,15 +1560,7 @@
                 <w:b w:val="0"/>
                 <w:i w:val="0"/>
               </w:rPr>
-              <w:t>M12 证据（../verification/evidence/M12.md）</w:t>
-            </w:r>
-            <w:r>
-              <w:rPr>
-                <w:rFonts w:ascii="Arial" w:hAnsi="Arial" w:eastAsia="Microsoft YaHei"/>
-                <w:b w:val="0"/>
-                <w:i w:val="0"/>
-              </w:rPr>
-              <w:t xml:space="preserve">，检查点 </w:t>
+              <w:t xml:space="preserve">检查点 </w:t>
             </w:r>
             <w:r>
               <w:rPr>
@@ -1660,15 +1620,7 @@
                 <w:b w:val="0"/>
                 <w:i w:val="0"/>
               </w:rPr>
-              <w:t>M13 证据（../verification/evidence/M13.md）</w:t>
-            </w:r>
-            <w:r>
-              <w:rPr>
-                <w:rFonts w:ascii="Arial" w:hAnsi="Arial" w:eastAsia="Microsoft YaHei"/>
-                <w:b w:val="0"/>
-                <w:i w:val="0"/>
-              </w:rPr>
-              <w:t xml:space="preserve">，检查点 </w:t>
+              <w:t xml:space="preserve">检查点 </w:t>
             </w:r>
             <w:r>
               <w:rPr>

--- a/deliverables/development-process.docx
+++ b/deliverables/development-process.docx
@@ -175,7 +175,7 @@
                 <w:b w:val="0"/>
                 <w:i w:val="0"/>
               </w:rPr>
-              <w:t>M0–M13 已完成事实及 M14 当前责任</w:t>
+              <w:t>M0–M14 技术开发、验收及正式发布责任</w:t>
             </w:r>
           </w:p>
         </w:tc>
@@ -386,7 +386,7 @@
           <w:b w:val="0"/>
           <w:i w:val="0"/>
         </w:rPr>
-        <w:t xml:space="preserve">当前正式发布标签为 </w:t>
+        <w:t xml:space="preserve">当前已发布技术标签为 </w:t>
       </w:r>
       <w:r>
         <w:rPr>
@@ -422,7 +422,25 @@
           <w:b w:val="0"/>
           <w:i w:val="0"/>
         </w:rPr>
-        <w:t xml:space="preserve"> 固定检查点通过；M14 自动业务预检和非技术业务人员终验不能因写入计划而提前记为通过。</w:t>
+        <w:t xml:space="preserve"> 固定检查点通过；M14 固定候选随后通过自动业务验收，项目负责人确认其符合交付预期并授权完成文档后发布 </w:t>
+      </w:r>
+      <w:r>
+        <w:rPr>
+          <w:rFonts w:ascii="Consolas" w:hAnsi="Consolas" w:eastAsia="Microsoft YaHei"/>
+          <w:b w:val="0"/>
+          <w:i w:val="0"/>
+          <w:color w:val="464646"/>
+          <w:sz w:val="19"/>
+        </w:rPr>
+        <w:t>v1.0.0</w:t>
+      </w:r>
+      <w:r>
+        <w:rPr>
+          <w:rFonts w:ascii="Arial" w:hAnsi="Arial" w:eastAsia="Microsoft YaHei"/>
+          <w:b w:val="0"/>
+          <w:i w:val="0"/>
+        </w:rPr>
+        <w:t>。正式标签仍以发布 PR 与远端 CI 成功为条件。</w:t>
       </w:r>
     </w:p>
     <w:p>
@@ -1664,7 +1682,7 @@
                 <w:b w:val="0"/>
                 <w:i w:val="0"/>
               </w:rPr>
-              <w:t>Windows 11 非技术业务用户终验和最终候选冻结</w:t>
+              <w:t>Windows 11 业务用户终验和最终候选冻结</w:t>
             </w:r>
           </w:p>
         </w:tc>
@@ -1680,7 +1698,7 @@
                 <w:b w:val="0"/>
                 <w:i w:val="0"/>
               </w:rPr>
-              <w:t>当前阶段；自动预检通过后仍需人工终验</w:t>
+              <w:t>固定候选自动验收 PASS；项目负责人结果性确认 PASS；进入正式发布流程</w:t>
             </w:r>
           </w:p>
         </w:tc>
@@ -2087,7 +2105,7 @@
           <w:b w:val="0"/>
           <w:i w:val="0"/>
         </w:rPr>
-        <w:t>M0–M13 已有阶段证据，当前执行 M14。发布检查必须先证明 Markdown、DOCX、PDF、说明书、源码、原生包、HTTPS Compose 和运行行为一致，再由不熟悉代码的业务人员对精确 ZIP/SHA-256 按说明完成部署及完整业务闭环。正式发布或结项仍需人工授权。</w:t>
+        <w:t>M0–M13 已有远端阶段证据，M14 固定候选也已证明 Markdown、DOCX、PDF、说明书、源码、原生包、HTTPS Compose 和运行行为一致。项目负责人对精确候选给出结果性 PASS 并授权正式发布；本轮允许的说明与发布元数据变化由静态校验控制，业务代码变化会强制重新验收。</w:t>
       </w:r>
     </w:p>
     <w:p>
@@ -2098,6 +2116,129 @@
           <w:i w:val="0"/>
         </w:rPr>
         <w:t>本记录不证明未在仓库中出现的会议、人员投入、预算消耗、试点部署、客户使用、法规认证或正式签章。</w:t>
+      </w:r>
+    </w:p>
+    <w:p>
+      <w:pPr>
+        <w:pStyle w:val="Heading2"/>
+      </w:pPr>
+      <w:r>
+        <w:rPr>
+          <w:rFonts w:ascii="Arial" w:hAnsi="Arial" w:eastAsia="Microsoft YaHei"/>
+          <w:b w:val="0"/>
+          <w:i w:val="0"/>
+        </w:rPr>
+        <w:t>11. 最终发布与留存过程</w:t>
+      </w:r>
+    </w:p>
+    <w:p>
+      <w:r>
+        <w:rPr>
+          <w:rFonts w:ascii="Arial" w:hAnsi="Arial" w:eastAsia="Microsoft YaHei"/>
+          <w:b w:val="0"/>
+          <w:i w:val="0"/>
+        </w:rPr>
+        <w:t xml:space="preserve">最终发布只形成一次集中内容提交，内容限于正式文档、专利草案、验收声明、版本元数据、静态校验器及确定性 DOCX/PDF。该提交经功能分支 PR 合入 </w:t>
+      </w:r>
+      <w:r>
+        <w:rPr>
+          <w:rFonts w:ascii="Consolas" w:hAnsi="Consolas" w:eastAsia="Microsoft YaHei"/>
+          <w:b w:val="0"/>
+          <w:i w:val="0"/>
+          <w:color w:val="464646"/>
+          <w:sz w:val="19"/>
+        </w:rPr>
+        <w:t>dev</w:t>
+      </w:r>
+      <w:r>
+        <w:rPr>
+          <w:rFonts w:ascii="Arial" w:hAnsi="Arial" w:eastAsia="Microsoft YaHei"/>
+          <w:b w:val="0"/>
+          <w:i w:val="0"/>
+        </w:rPr>
+        <w:t xml:space="preserve">，远端适用检查成功后再由 </w:t>
+      </w:r>
+      <w:r>
+        <w:rPr>
+          <w:rFonts w:ascii="Consolas" w:hAnsi="Consolas" w:eastAsia="Microsoft YaHei"/>
+          <w:b w:val="0"/>
+          <w:i w:val="0"/>
+          <w:color w:val="464646"/>
+          <w:sz w:val="19"/>
+        </w:rPr>
+        <w:t>dev</w:t>
+      </w:r>
+      <w:r>
+        <w:rPr>
+          <w:rFonts w:ascii="Arial" w:hAnsi="Arial" w:eastAsia="Microsoft YaHei"/>
+          <w:b w:val="0"/>
+          <w:i w:val="0"/>
+        </w:rPr>
+        <w:t xml:space="preserve"> 发起发布 PR 合入 </w:t>
+      </w:r>
+      <w:r>
+        <w:rPr>
+          <w:rFonts w:ascii="Consolas" w:hAnsi="Consolas" w:eastAsia="Microsoft YaHei"/>
+          <w:b w:val="0"/>
+          <w:i w:val="0"/>
+          <w:color w:val="464646"/>
+          <w:sz w:val="19"/>
+        </w:rPr>
+        <w:t>main</w:t>
+      </w:r>
+      <w:r>
+        <w:rPr>
+          <w:rFonts w:ascii="Arial" w:hAnsi="Arial" w:eastAsia="Microsoft YaHei"/>
+          <w:b w:val="0"/>
+          <w:i w:val="0"/>
+        </w:rPr>
+        <w:t xml:space="preserve">。main 发布结果同步回 dev 后创建 annotated </w:t>
+      </w:r>
+      <w:r>
+        <w:rPr>
+          <w:rFonts w:ascii="Consolas" w:hAnsi="Consolas" w:eastAsia="Microsoft YaHei"/>
+          <w:b w:val="0"/>
+          <w:i w:val="0"/>
+          <w:color w:val="464646"/>
+          <w:sz w:val="19"/>
+        </w:rPr>
+        <w:t>v1.0.0</w:t>
+      </w:r>
+      <w:r>
+        <w:rPr>
+          <w:rFonts w:ascii="Arial" w:hAnsi="Arial" w:eastAsia="Microsoft YaHei"/>
+          <w:b w:val="0"/>
+          <w:i w:val="0"/>
+        </w:rPr>
+        <w:t>；标签事件再次执行仓库发布门槛。</w:t>
+      </w:r>
+    </w:p>
+    <w:p>
+      <w:r>
+        <w:rPr>
+          <w:rFonts w:ascii="Arial" w:hAnsi="Arial" w:eastAsia="Microsoft YaHei"/>
+          <w:b w:val="0"/>
+          <w:i w:val="0"/>
+        </w:rPr>
+        <w:t xml:space="preserve">转运材料按程序包、说明文档和项目截图分目录保存，并生成包含文件大小与 SHA-256 的清单。截图保持在仓库忽略目录，不进入公开源码历史；程序包和说明文档使用版本及提交标识命名。发布后 M14 的最终标签、main 提交、CI 结果和转运清单作为治理增量同步回 dev，不修改 </w:t>
+      </w:r>
+      <w:r>
+        <w:rPr>
+          <w:rFonts w:ascii="Consolas" w:hAnsi="Consolas" w:eastAsia="Microsoft YaHei"/>
+          <w:b w:val="0"/>
+          <w:i w:val="0"/>
+          <w:color w:val="464646"/>
+          <w:sz w:val="19"/>
+        </w:rPr>
+        <w:t>v1.0.0</w:t>
+      </w:r>
+      <w:r>
+        <w:rPr>
+          <w:rFonts w:ascii="Arial" w:hAnsi="Arial" w:eastAsia="Microsoft YaHei"/>
+          <w:b w:val="0"/>
+          <w:i w:val="0"/>
+        </w:rPr>
+        <w:t xml:space="preserve"> 标签指向。</w:t>
       </w:r>
     </w:p>
     <w:sectPr>
